--- a/docs/files/f50_文雪_山东大学_延锋_YFSS - 2027 - 质量、物流、IT - 上海（2027届）（物流方向）.docx
+++ b/docs/files/f50_文雪_山东大学_延锋_YFSS - 2027 - 质量、物流、IT - 上海（2027届）（物流方向）.docx
@@ -545,7 +545,7 @@
                 <w:b w:val="0"/>
                 <w:sz w:val="21"/>
               </w:rPr>
-              <w:t>供应链建模：独立完成社区团购选址-路径优化，将年龄分层与电梯等待时间纳入模型，Python求解，成本降低18.7%；数据分析：掌握Python/R/SPSS，累计处理4.5万+条业务数据，完成银行营销客户分层与电商用户统计分析；库存与订单管控：以账套主管角色用友U8+独立完成采购-销售-库存全流程，熟悉单据流转与模块联动；质量体系认知：必修《运营管理（双语）》系统学习精益生产、六西格玛等质量与效率方法论，理解持续改进逻辑，可衔接汽车供应链 IATF16949 体系语境</w:t>
+              <w:t>供应链建模：独立完成社区团购选址-路径优化，将年龄分层与电梯等待时间纳入模型，Python求解，成本降低18.7%；数据分析：掌握Python/R/SPSS，累计处理4.5万+条业务数据，完成银行营销客户分层与电商用户统计分析；库存与订单管控：以账套主管角色用友U8+独立完成采购-销售-库存全流程，熟悉单据流转与模块联动；质量体系认知：必修《运营管理（双语）》系统学习精益生产、六西格玛等质量与效率方法论，理解持续改进逻辑，可衔接汽车供应链IATF16949体系语境</w:t>
             </w:r>
           </w:p>
         </w:tc>

--- a/docs/files/f50_文雪_山东大学_延锋_YFSS - 2027 - 质量、物流、IT - 上海（2027届）（物流方向）.docx
+++ b/docs/files/f50_文雪_山东大学_延锋_YFSS - 2027 - 质量、物流、IT - 上海（2027届）（物流方向）.docx
@@ -757,16 +757,6 @@
                       <w:bCs/>
                       <w:sz w:val="21"/>
                     </w:rPr>
-                    <w:t>管理科学与工程类</w:t>
-                  </w:r>
-                  <w:r>
-                    <w:rPr>
-                      <w:rFonts w:eastAsia="等线" w:cs="Arial"/>
-                      <w:b/>
-                      <w:bCs/>
-                      <w:sz w:val="21"/>
-                    </w:rPr>
-                    <w:t>-</w:t>
                   </w:r>
                   <w:r>
                     <w:rPr>
